--- a/submission/BRCA-IV-Surgery_Gland_Surg_TITLE_PAGE.docx
+++ b/submission/BRCA-IV-Surgery_Gland_Surg_TITLE_PAGE.docx
@@ -48,118 +48,28 @@
       <w:pPr>
         <w:pStyle w:val="7"/>
         <w:spacing w:line="273" w:lineRule="auto"/>
+        <w:rPr>
+          <w:rFonts w:hint="eastAsia" w:eastAsiaTheme="minorEastAsia"/>
+          <w:color w:val="00B0F0"/>
+          <w:u w:val="single"/>
+          <w:lang w:eastAsia="zh-CN"/>
+        </w:rPr>
       </w:pPr>
-      <w:r>
-        <w:rPr>
-          <w:color w:val="231F20"/>
-        </w:rPr>
-        <w:t>Identification</w:t>
-      </w:r>
-      <w:r>
-        <w:rPr>
-          <w:color w:val="231F20"/>
-          <w:spacing w:val="-31"/>
-        </w:rPr>
-        <w:t xml:space="preserve"> </w:t>
-      </w:r>
-      <w:r>
-        <w:rPr>
-          <w:color w:val="231F20"/>
-        </w:rPr>
-        <w:t>of</w:t>
-      </w:r>
-      <w:r>
-        <w:rPr>
-          <w:color w:val="231F20"/>
-          <w:spacing w:val="-31"/>
-        </w:rPr>
-        <w:t xml:space="preserve"> </w:t>
-      </w:r>
-      <w:r>
-        <w:rPr>
-          <w:color w:val="231F20"/>
-        </w:rPr>
-        <w:t>M1</w:t>
-      </w:r>
-      <w:r>
-        <w:rPr>
-          <w:color w:val="231F20"/>
-          <w:spacing w:val="-31"/>
-        </w:rPr>
-        <w:t xml:space="preserve"> </w:t>
-      </w:r>
-      <w:r>
-        <w:rPr>
-          <w:color w:val="231F20"/>
-        </w:rPr>
-        <w:t>breast</w:t>
-      </w:r>
-      <w:r>
-        <w:rPr>
-          <w:color w:val="231F20"/>
-          <w:spacing w:val="-31"/>
-        </w:rPr>
-        <w:t xml:space="preserve"> </w:t>
-      </w:r>
-      <w:r>
-        <w:rPr>
-          <w:color w:val="231F20"/>
-        </w:rPr>
-        <w:t>cancer</w:t>
-      </w:r>
-      <w:r>
-        <w:rPr>
-          <w:color w:val="231F20"/>
-          <w:spacing w:val="-30"/>
-        </w:rPr>
-        <w:t xml:space="preserve"> </w:t>
-      </w:r>
-      <w:r>
-        <w:rPr>
-          <w:color w:val="231F20"/>
-        </w:rPr>
-        <w:t>patients</w:t>
-      </w:r>
-      <w:r>
-        <w:rPr>
-          <w:color w:val="231F20"/>
-          <w:spacing w:val="-31"/>
-        </w:rPr>
-        <w:t xml:space="preserve"> </w:t>
-      </w:r>
-      <w:r>
-        <w:rPr>
-          <w:color w:val="231F20"/>
-          <w:spacing w:val="-5"/>
-        </w:rPr>
-        <w:t xml:space="preserve">who </w:t>
-      </w:r>
-      <w:r>
-        <w:rPr>
-          <w:color w:val="231F20"/>
-          <w:spacing w:val="-3"/>
-        </w:rPr>
-        <w:t xml:space="preserve">may </w:t>
-      </w:r>
-      <w:r>
-        <w:rPr>
-          <w:color w:val="231F20"/>
-        </w:rPr>
-        <w:t>benefit from local therapy: evidence</w:t>
-      </w:r>
-      <w:r>
-        <w:rPr>
-          <w:color w:val="231F20"/>
-          <w:spacing w:val="-57"/>
-        </w:rPr>
-        <w:t xml:space="preserve"> </w:t>
-      </w:r>
-      <w:r>
-        <w:rPr>
-          <w:color w:val="231F20"/>
-        </w:rPr>
-        <w:t>from SEER database and Chinese cohort based on an explainable machine learning mortality model</w:t>
-      </w:r>
+      <w:bookmarkStart w:id="0" w:name="_GoBack"/>
+      <w:bookmarkEnd w:id="0"/>
+      <w:r>
+        <w:rPr>
+          <w:color w:val="00B0F0"/>
+          <w:u w:val="single"/>
+        </w:rPr>
+        <w:t>Development and validation of explainable machine learning models to predict survival of M1 breast cancer patients</w:t>
+      </w:r>
+    </w:p>
+    <w:p>
+      <w:pPr>
+        <w:pStyle w:val="7"/>
+        <w:spacing w:line="273" w:lineRule="auto"/>
+      </w:pPr>
     </w:p>
     <w:p>
       <w:pPr>
@@ -1255,13 +1165,12 @@
       <w:r>
         <w:t>and YZ edited and critically revised the manuscript in regard to important intellectual content. All authors read and approved the manuscript.</w:t>
       </w:r>
-      <w:bookmarkStart w:id="0" w:name="_GoBack"/>
-      <w:bookmarkEnd w:id="0"/>
     </w:p>
     <w:p>
       <w:pPr>
         <w:pStyle w:val="12"/>
         <w:numPr>
+          <w:ilvl w:val="0"/>
           <w:numId w:val="0"/>
         </w:numPr>
         <w:tabs>
